--- a/交互产品开发/Output/教案/教案_第14周_数据复盘与作品库凝练.docx
+++ b/交互产品开发/Output/教案/教案_第14周_数据复盘与作品库凝练.docx
@@ -322,7 +322,7 @@
                 <w:kern w:val="0"/>
                 <w:sz w:val="24"/>
               </w:rPr>
-              <w:t xml:space="preserve">2023级数字媒体艺术影视班：第 14 周，周三2-5节</w:t>
+              <w:t xml:space="preserve">第 14 周</w:t>
             </w:r>
           </w:p>
         </w:tc>
@@ -876,7 +876,7 @@
                 <w:kern w:val="0"/>
                 <w:sz w:val="24"/>
               </w:rPr>
-              <w:t xml:space="preserve">必读书目：</w:t>
+              <w:t xml:space="preserve">课前指定阅读教材与章节：</w:t>
             </w:r>
           </w:p>
           <w:p>
@@ -900,7 +900,7 @@
                 <w:kern w:val="0"/>
                 <w:sz w:val="24"/>
               </w:rPr>
-              <w:t xml:space="preserve">Yvonne Rogers, Helen Sharp, Jennifer Preece 著；刘晓晖 等译：交互设计：超越人机交互（原书第5版）[M]. 机械工业出版社, 2020.</w:t>
+              <w:t xml:space="preserve">《精益 UX：设计伟大产品的敏捷反求方法 (Lean UX)》第十六章 精益UX与敏捷的整合；第十七章 推动组织变革</w:t>
             </w:r>
           </w:p>
         </w:tc>

--- a/交互产品开发/Output/教案/教案_第14周_数据复盘与作品库凝练.docx
+++ b/交互产品开发/Output/教案/教案_第14周_数据复盘与作品库凝练.docx
@@ -36,8 +36,8 @@
       </w:tblPr>
       <w:tblGrid>
         <w:gridCol w:w="1246"/>
-        <w:gridCol w:w="3894"/>
-        <w:gridCol w:w="3810"/>
+        <w:gridCol w:w="1740"/>
+        <w:gridCol w:w="5964"/>
       </w:tblGrid>
       <w:tr>
         <w:trPr>
@@ -66,15 +66,15 @@
               <w:jc w:val="center"/>
               <w:rPr>
                 <w:rFonts w:ascii="FangSong_GB2312" w:eastAsia="FangSong_GB2312" w:hAnsi="FangSong_GB2312" w:cs="FangSong_GB2312"/>
-                <w:color w:val="333333"/>
-                <w:kern w:val="0"/>
-                <w:sz w:val="24"/>
-              </w:rPr>
-            </w:pPr>
-            <w:r>
-              <w:rPr>
-                <w:rFonts w:ascii="FangSong_GB2312" w:eastAsia="FangSong_GB2312" w:hAnsi="FangSong_GB2312" w:cs="FangSong_GB2312" w:hint="eastAsia"/>
-                <w:color w:val="FF0000"/>
+                <w:color w:val="000000"/>
+                <w:kern w:val="0"/>
+                <w:sz w:val="24"/>
+              </w:rPr>
+            </w:pPr>
+            <w:r>
+              <w:rPr>
+                <w:rFonts w:ascii="FangSong_GB2312" w:eastAsia="FangSong_GB2312" w:hAnsi="FangSong_GB2312" w:cs="FangSong_GB2312" w:hint="eastAsia"/>
+                <w:color w:val="000000"/>
                 <w:kern w:val="0"/>
                 <w:sz w:val="24"/>
               </w:rPr>
@@ -106,19 +106,19 @@
               <w:jc w:val="center"/>
               <w:rPr>
                 <w:rFonts w:ascii="FangSong_GB2312" w:eastAsia="FangSong_GB2312" w:hAnsi="FangSong_GB2312" w:cs="FangSong_GB2312"/>
-                <w:color w:val="333333"/>
-                <w:kern w:val="0"/>
-                <w:sz w:val="24"/>
-              </w:rPr>
-            </w:pPr>
-            <w:r>
-              <w:rPr>
-                <w:rFonts w:ascii="FangSong_GB2312" w:eastAsia="FangSong_GB2312" w:hAnsi="FangSong_GB2312" w:cs="FangSong_GB2312" w:hint="eastAsia"/>
-                <w:color w:val="FF0000"/>
-                <w:kern w:val="0"/>
-                <w:sz w:val="24"/>
-              </w:rPr>
-              <w:t xml:space="preserve">项目十四  数据复盘与作品库凝练</w:t>
+                <w:color w:val="000000"/>
+                <w:kern w:val="0"/>
+                <w:sz w:val="24"/>
+              </w:rPr>
+            </w:pPr>
+            <w:r>
+              <w:rPr>
+                <w:rFonts w:ascii="FangSong_GB2312" w:eastAsia="FangSong_GB2312" w:hAnsi="FangSong_GB2312" w:cs="FangSong_GB2312" w:hint="eastAsia"/>
+                <w:color w:val="000000"/>
+                <w:kern w:val="0"/>
+                <w:sz w:val="24"/>
+              </w:rPr>
+              <w:t xml:space="preserve">第14章  数据复盘与作品库凝练</w:t>
             </w:r>
           </w:p>
         </w:tc>
@@ -150,15 +150,15 @@
               <w:jc w:val="center"/>
               <w:rPr>
                 <w:rFonts w:ascii="FangSong_GB2312" w:eastAsia="FangSong_GB2312" w:hAnsi="FangSong_GB2312" w:cs="FangSong_GB2312"/>
-                <w:color w:val="333333"/>
-                <w:kern w:val="0"/>
-                <w:sz w:val="24"/>
-              </w:rPr>
-            </w:pPr>
-            <w:r>
-              <w:rPr>
-                <w:rFonts w:ascii="FangSong_GB2312" w:eastAsia="FangSong_GB2312" w:hAnsi="FangSong_GB2312" w:cs="FangSong_GB2312" w:hint="eastAsia"/>
-                <w:color w:val="FF0000"/>
+                <w:color w:val="000000"/>
+                <w:kern w:val="0"/>
+                <w:sz w:val="24"/>
+              </w:rPr>
+            </w:pPr>
+            <w:r>
+              <w:rPr>
+                <w:rFonts w:ascii="FangSong_GB2312" w:eastAsia="FangSong_GB2312" w:hAnsi="FangSong_GB2312" w:cs="FangSong_GB2312" w:hint="eastAsia"/>
+                <w:color w:val="000000"/>
                 <w:kern w:val="0"/>
                 <w:sz w:val="24"/>
               </w:rPr>
@@ -190,15 +190,15 @@
               <w:jc w:val="center"/>
               <w:rPr>
                 <w:rFonts w:ascii="FangSong_GB2312" w:eastAsia="FangSong_GB2312" w:hAnsi="FangSong_GB2312" w:cs="FangSong_GB2312"/>
-                <w:color w:val="333333"/>
-                <w:kern w:val="0"/>
-                <w:sz w:val="24"/>
-              </w:rPr>
-            </w:pPr>
-            <w:r>
-              <w:rPr>
-                <w:rFonts w:ascii="FangSong_GB2312" w:eastAsia="FangSong_GB2312" w:hAnsi="FangSong_GB2312" w:cs="FangSong_GB2312" w:hint="eastAsia"/>
-                <w:color w:val="FF0000"/>
+                <w:color w:val="000000"/>
+                <w:kern w:val="0"/>
+                <w:sz w:val="24"/>
+              </w:rPr>
+            </w:pPr>
+            <w:r>
+              <w:rPr>
+                <w:rFonts w:ascii="FangSong_GB2312" w:eastAsia="FangSong_GB2312" w:hAnsi="FangSong_GB2312" w:cs="FangSong_GB2312" w:hint="eastAsia"/>
+                <w:color w:val="000000"/>
                 <w:kern w:val="0"/>
                 <w:sz w:val="24"/>
               </w:rPr>
@@ -213,15 +213,15 @@
               <w:jc w:val="center"/>
               <w:rPr>
                 <w:rFonts w:ascii="FangSong_GB2312" w:eastAsia="FangSong_GB2312" w:hAnsi="FangSong_GB2312" w:cs="FangSong_GB2312"/>
-                <w:color w:val="333333"/>
-                <w:kern w:val="0"/>
-                <w:sz w:val="24"/>
-              </w:rPr>
-            </w:pPr>
-            <w:r>
-              <w:rPr>
-                <w:rFonts w:ascii="FangSong_GB2312" w:eastAsia="FangSong_GB2312" w:hAnsi="FangSong_GB2312" w:cs="FangSong_GB2312" w:hint="eastAsia"/>
-                <w:color w:val="FF0000"/>
+                <w:color w:val="000000"/>
+                <w:kern w:val="0"/>
+                <w:sz w:val="24"/>
+              </w:rPr>
+            </w:pPr>
+            <w:r>
+              <w:rPr>
+                <w:rFonts w:ascii="FangSong_GB2312" w:eastAsia="FangSong_GB2312" w:hAnsi="FangSong_GB2312" w:cs="FangSong_GB2312" w:hint="eastAsia"/>
+                <w:color w:val="000000"/>
                 <w:kern w:val="0"/>
                 <w:sz w:val="24"/>
               </w:rPr>
@@ -987,7 +987,7 @@
                 <w:kern w:val="0"/>
                 <w:sz w:val="24"/>
               </w:rPr>
-              <w:t xml:space="preserve">理论讲授、作品集结构剖析、数据归纳实操、展板撰写辅导</w:t>
+              <w:t xml:space="preserve">项目导引、作品集结构剖析、数据归纳实操、展板撰写辅导</w:t>
             </w:r>
           </w:p>
         </w:tc>
@@ -1042,7 +1042,7 @@
         </w:tc>
         <w:tc>
           <w:tcPr>
-            <w:tcW w:w="3894" w:type="dxa"/>
+            <w:tcW w:w="1740" w:type="dxa"/>
             <w:tcBorders>
               <w:top w:val="single" w:sz="4" w:space="0" w:color="auto"/>
               <w:left w:val="single" w:sz="4" w:space="0" w:color="auto"/>
@@ -1077,7 +1077,7 @@
         </w:tc>
         <w:tc>
           <w:tcPr>
-            <w:tcW w:w="3810" w:type="dxa"/>
+            <w:tcW w:w="5964" w:type="dxa"/>
             <w:tcBorders>
               <w:top w:val="single" w:sz="4" w:space="0" w:color="auto"/>
               <w:left w:val="single" w:sz="4" w:space="0" w:color="auto"/>
@@ -1137,7 +1137,7 @@
         </w:tc>
         <w:tc>
           <w:tcPr>
-            <w:tcW w:w="3894" w:type="dxa"/>
+            <w:tcW w:w="1740" w:type="dxa"/>
             <w:tcBorders>
               <w:top w:val="single" w:sz="4" w:space="0" w:color="auto"/>
               <w:left w:val="single" w:sz="4" w:space="0" w:color="auto"/>
@@ -1172,7 +1172,7 @@
         </w:tc>
         <w:tc>
           <w:tcPr>
-            <w:tcW w:w="3810" w:type="dxa"/>
+            <w:tcW w:w="5964" w:type="dxa"/>
             <w:tcBorders>
               <w:top w:val="single" w:sz="4" w:space="0" w:color="auto"/>
               <w:left w:val="single" w:sz="4" w:space="0" w:color="auto"/>
@@ -1202,47 +1202,87 @@
                 <w:kern w:val="0"/>
                 <w:sz w:val="24"/>
               </w:rPr>
-              <w:t xml:space="preserve">【教学组织】回顾 W12-W13 测试发现，引出数据驱动的复盘方法论</w:t>
-            </w:r>
-          </w:p>
-          <w:p>
-            <w:pPr>
-              <w:widowControl/>
-              <w:spacing w:line="400" w:lineRule="exact"/>
-              <w:jc w:val="left"/>
-              <w:rPr>
-                <w:rFonts w:ascii="FangSong_GB2312" w:eastAsia="FangSong_GB2312" w:hAnsi="FangSong_GB2312" w:cs="FangSong_GB2312"/>
-                <w:kern w:val="0"/>
-                <w:sz w:val="24"/>
-              </w:rPr>
-            </w:pPr>
-            <w:r>
-              <w:rPr>
-                <w:rFonts w:ascii="FangSong_GB2312" w:eastAsia="FangSong_GB2312" w:hAnsi="FangSong_GB2312" w:cs="FangSong_GB2312" w:hint="eastAsia"/>
-                <w:kern w:val="0"/>
-                <w:sz w:val="24"/>
-              </w:rPr>
-              <w:t xml:space="preserve">【教学方法】理论讲授、作品集结构剖析、数据归纳实操、展板撰写辅导</w:t>
-            </w:r>
-          </w:p>
-          <w:p>
-            <w:pPr>
-              <w:widowControl/>
-              <w:spacing w:line="400" w:lineRule="exact"/>
-              <w:jc w:val="left"/>
-              <w:rPr>
-                <w:rFonts w:ascii="FangSong_GB2312" w:eastAsia="FangSong_GB2312" w:hAnsi="FangSong_GB2312" w:cs="FangSong_GB2312"/>
-                <w:kern w:val="0"/>
-                <w:sz w:val="24"/>
-              </w:rPr>
-            </w:pPr>
-            <w:r>
-              <w:rPr>
-                <w:rFonts w:ascii="FangSong_GB2312" w:eastAsia="FangSong_GB2312" w:hAnsi="FangSong_GB2312" w:cs="FangSong_GB2312" w:hint="eastAsia"/>
-                <w:kern w:val="0"/>
-                <w:sz w:val="24"/>
-              </w:rPr>
-              <w:t xml:space="preserve">【时间安排】约10分钟（0.2理论学时）</w:t>
+              <w:t xml:space="preserve">【教学组织】上次课知识回顾:</w:t>
+            </w:r>
+          </w:p>
+          <w:p>
+            <w:pPr>
+              <w:widowControl/>
+              <w:spacing w:line="400" w:lineRule="exact"/>
+              <w:jc w:val="left"/>
+              <w:rPr>
+                <w:rFonts w:ascii="FangSong_GB2312" w:eastAsia="FangSong_GB2312" w:hAnsi="FangSong_GB2312" w:cs="FangSong_GB2312"/>
+                <w:kern w:val="0"/>
+                <w:sz w:val="24"/>
+              </w:rPr>
+            </w:pPr>
+            <w:r>
+              <w:rPr>
+                <w:rFonts w:ascii="FangSong_GB2312" w:eastAsia="FangSong_GB2312" w:hAnsi="FangSong_GB2312" w:cs="FangSong_GB2312" w:hint="eastAsia"/>
+                <w:kern w:val="0"/>
+                <w:sz w:val="24"/>
+              </w:rPr>
+              <w:t xml:space="preserve">1. 回顾 W12-W13 测试发现，引出数据驱动的复盘方法论</w:t>
+            </w:r>
+          </w:p>
+          <w:p>
+            <w:pPr>
+              <w:widowControl/>
+              <w:spacing w:line="400" w:lineRule="exact"/>
+              <w:jc w:val="left"/>
+              <w:rPr>
+                <w:rFonts w:ascii="FangSong_GB2312" w:eastAsia="FangSong_GB2312" w:hAnsi="FangSong_GB2312" w:cs="FangSong_GB2312"/>
+                <w:kern w:val="0"/>
+                <w:sz w:val="24"/>
+              </w:rPr>
+            </w:pPr>
+            <w:r>
+              <w:rPr>
+                <w:rFonts w:ascii="FangSong_GB2312" w:eastAsia="FangSong_GB2312" w:hAnsi="FangSong_GB2312" w:cs="FangSong_GB2312" w:hint="eastAsia"/>
+                <w:kern w:val="0"/>
+                <w:sz w:val="24"/>
+              </w:rPr>
+              <w:t xml:space="preserve">2. 检查学生对前置知识的掌握情况，建立新旧知识的逻辑桥梁。</w:t>
+            </w:r>
+          </w:p>
+          <w:p>
+            <w:pPr>
+              <w:widowControl/>
+              <w:spacing w:line="400" w:lineRule="exact"/>
+              <w:jc w:val="left"/>
+              <w:rPr>
+                <w:rFonts w:ascii="FangSong_GB2312" w:eastAsia="FangSong_GB2312" w:hAnsi="FangSong_GB2312" w:cs="FangSong_GB2312"/>
+                <w:kern w:val="0"/>
+                <w:sz w:val="24"/>
+              </w:rPr>
+            </w:pPr>
+            <w:r>
+              <w:rPr>
+                <w:rFonts w:ascii="FangSong_GB2312" w:eastAsia="FangSong_GB2312" w:hAnsi="FangSong_GB2312" w:cs="FangSong_GB2312" w:hint="eastAsia"/>
+                <w:kern w:val="0"/>
+                <w:sz w:val="24"/>
+              </w:rPr>
+              <w:t xml:space="preserve">【教学方法】项目导引、作品集结构剖析、数据归纳实操、展板撰写辅导</w:t>
+            </w:r>
+          </w:p>
+          <w:p>
+            <w:pPr>
+              <w:widowControl/>
+              <w:spacing w:line="400" w:lineRule="exact"/>
+              <w:jc w:val="left"/>
+              <w:rPr>
+                <w:rFonts w:ascii="FangSong_GB2312" w:eastAsia="FangSong_GB2312" w:hAnsi="FangSong_GB2312" w:cs="FangSong_GB2312"/>
+                <w:kern w:val="0"/>
+                <w:sz w:val="24"/>
+              </w:rPr>
+            </w:pPr>
+            <w:r>
+              <w:rPr>
+                <w:rFonts w:ascii="FangSong_GB2312" w:eastAsia="FangSong_GB2312" w:hAnsi="FangSong_GB2312" w:cs="FangSong_GB2312" w:hint="eastAsia"/>
+                <w:kern w:val="0"/>
+                <w:sz w:val="24"/>
+              </w:rPr>
+              <w:t xml:space="preserve">【时间安排】约10分钟（0.2实践学时）</w:t>
             </w:r>
           </w:p>
           <w:p>
@@ -1293,7 +1333,7 @@
         </w:tc>
         <w:tc>
           <w:tcPr>
-            <w:tcW w:w="3894" w:type="dxa"/>
+            <w:tcW w:w="1740" w:type="dxa"/>
             <w:tcBorders>
               <w:top w:val="single" w:sz="4" w:space="0" w:color="auto"/>
               <w:left w:val="single" w:sz="4" w:space="0" w:color="auto"/>
@@ -1329,7 +1369,7 @@
         </w:tc>
         <w:tc>
           <w:tcPr>
-            <w:tcW w:w="3810" w:type="dxa"/>
+            <w:tcW w:w="5964" w:type="dxa"/>
             <w:tcBorders>
               <w:top w:val="single" w:sz="4" w:space="0" w:color="auto"/>
               <w:left w:val="single" w:sz="4" w:space="0" w:color="auto"/>
@@ -1359,47 +1399,107 @@
                 <w:kern w:val="0"/>
                 <w:sz w:val="24"/>
               </w:rPr>
-              <w:t xml:space="preserve">【教学组织】展示两份作品集——仅展示最终效果 vs 完整讲述迭代故事，引出复盘叙事的价值</w:t>
-            </w:r>
-          </w:p>
-          <w:p>
-            <w:pPr>
-              <w:widowControl/>
-              <w:spacing w:line="400" w:lineRule="exact"/>
-              <w:jc w:val="left"/>
-              <w:rPr>
-                <w:rFonts w:ascii="FangSong_GB2312" w:eastAsia="FangSong_GB2312" w:hAnsi="FangSong_GB2312" w:cs="FangSong_GB2312"/>
-                <w:kern w:val="0"/>
-                <w:sz w:val="24"/>
-              </w:rPr>
-            </w:pPr>
-            <w:r>
-              <w:rPr>
-                <w:rFonts w:ascii="FangSong_GB2312" w:eastAsia="FangSong_GB2312" w:hAnsi="FangSong_GB2312" w:cs="FangSong_GB2312" w:hint="eastAsia"/>
-                <w:kern w:val="0"/>
-                <w:sz w:val="24"/>
-              </w:rPr>
-              <w:t xml:space="preserve">【教学方法】理论讲授、作品集结构剖析、数据归纳实操、展板撰写辅导</w:t>
-            </w:r>
-          </w:p>
-          <w:p>
-            <w:pPr>
-              <w:widowControl/>
-              <w:spacing w:line="400" w:lineRule="exact"/>
-              <w:jc w:val="left"/>
-              <w:rPr>
-                <w:rFonts w:ascii="FangSong_GB2312" w:eastAsia="FangSong_GB2312" w:hAnsi="FangSong_GB2312" w:cs="FangSong_GB2312"/>
-                <w:kern w:val="0"/>
-                <w:sz w:val="24"/>
-              </w:rPr>
-            </w:pPr>
-            <w:r>
-              <w:rPr>
-                <w:rFonts w:ascii="FangSong_GB2312" w:eastAsia="FangSong_GB2312" w:hAnsi="FangSong_GB2312" w:cs="FangSong_GB2312" w:hint="eastAsia"/>
-                <w:kern w:val="0"/>
-                <w:sz w:val="24"/>
-              </w:rPr>
-              <w:t xml:space="preserve">【时间安排】约10分钟（0.2理论学时）</w:t>
+              <w:t xml:space="preserve">【教学组织】课程情境导入:</w:t>
+            </w:r>
+          </w:p>
+          <w:p>
+            <w:pPr>
+              <w:widowControl/>
+              <w:spacing w:line="400" w:lineRule="exact"/>
+              <w:jc w:val="left"/>
+              <w:rPr>
+                <w:rFonts w:ascii="FangSong_GB2312" w:eastAsia="FangSong_GB2312" w:hAnsi="FangSong_GB2312" w:cs="FangSong_GB2312"/>
+                <w:kern w:val="0"/>
+                <w:sz w:val="24"/>
+              </w:rPr>
+            </w:pPr>
+            <w:r>
+              <w:rPr>
+                <w:rFonts w:ascii="FangSong_GB2312" w:eastAsia="FangSong_GB2312" w:hAnsi="FangSong_GB2312" w:cs="FangSong_GB2312" w:hint="eastAsia"/>
+                <w:kern w:val="0"/>
+                <w:sz w:val="24"/>
+              </w:rPr>
+              <w:t xml:space="preserve">1. 展示两份作品集——仅展示最终效果 vs 完整讲述迭代故事，引出复盘叙事的价值</w:t>
+            </w:r>
+          </w:p>
+          <w:p>
+            <w:pPr>
+              <w:widowControl/>
+              <w:spacing w:line="400" w:lineRule="exact"/>
+              <w:jc w:val="left"/>
+              <w:rPr>
+                <w:rFonts w:ascii="FangSong_GB2312" w:eastAsia="FangSong_GB2312" w:hAnsi="FangSong_GB2312" w:cs="FangSong_GB2312"/>
+                <w:kern w:val="0"/>
+                <w:sz w:val="24"/>
+              </w:rPr>
+            </w:pPr>
+            <w:r>
+              <w:rPr>
+                <w:rFonts w:ascii="FangSong_GB2312" w:eastAsia="FangSong_GB2312" w:hAnsi="FangSong_GB2312" w:cs="FangSong_GB2312" w:hint="eastAsia"/>
+                <w:kern w:val="0"/>
+                <w:sz w:val="24"/>
+              </w:rPr>
+              <w:t xml:space="preserve">2. 明确本节课核心聚焦点：测试数据的质性归纳方法与基于痛点验证闭环的专业复盘叙事法则</w:t>
+            </w:r>
+          </w:p>
+          <w:p>
+            <w:pPr>
+              <w:widowControl/>
+              <w:spacing w:line="400" w:lineRule="exact"/>
+              <w:jc w:val="left"/>
+              <w:rPr>
+                <w:rFonts w:ascii="FangSong_GB2312" w:eastAsia="FangSong_GB2312" w:hAnsi="FangSong_GB2312" w:cs="FangSong_GB2312"/>
+                <w:kern w:val="0"/>
+                <w:sz w:val="24"/>
+              </w:rPr>
+            </w:pPr>
+            <w:r>
+              <w:rPr>
+                <w:rFonts w:ascii="FangSong_GB2312" w:eastAsia="FangSong_GB2312" w:hAnsi="FangSong_GB2312" w:cs="FangSong_GB2312" w:hint="eastAsia"/>
+                <w:kern w:val="0"/>
+                <w:sz w:val="24"/>
+              </w:rPr>
+              <w:t xml:space="preserve">3. 激发学生学习动机与探索兴趣。</w:t>
+            </w:r>
+          </w:p>
+          <w:p>
+            <w:pPr>
+              <w:widowControl/>
+              <w:spacing w:line="400" w:lineRule="exact"/>
+              <w:jc w:val="left"/>
+              <w:rPr>
+                <w:rFonts w:ascii="FangSong_GB2312" w:eastAsia="FangSong_GB2312" w:hAnsi="FangSong_GB2312" w:cs="FangSong_GB2312"/>
+                <w:kern w:val="0"/>
+                <w:sz w:val="24"/>
+              </w:rPr>
+            </w:pPr>
+            <w:r>
+              <w:rPr>
+                <w:rFonts w:ascii="FangSong_GB2312" w:eastAsia="FangSong_GB2312" w:hAnsi="FangSong_GB2312" w:cs="FangSong_GB2312" w:hint="eastAsia"/>
+                <w:kern w:val="0"/>
+                <w:sz w:val="24"/>
+              </w:rPr>
+              <w:t xml:space="preserve">【教学方法】项目导引、作品集结构剖析、数据归纳实操、展板撰写辅导</w:t>
+            </w:r>
+          </w:p>
+          <w:p>
+            <w:pPr>
+              <w:widowControl/>
+              <w:spacing w:line="400" w:lineRule="exact"/>
+              <w:jc w:val="left"/>
+              <w:rPr>
+                <w:rFonts w:ascii="FangSong_GB2312" w:eastAsia="FangSong_GB2312" w:hAnsi="FangSong_GB2312" w:cs="FangSong_GB2312"/>
+                <w:kern w:val="0"/>
+                <w:sz w:val="24"/>
+              </w:rPr>
+            </w:pPr>
+            <w:r>
+              <w:rPr>
+                <w:rFonts w:ascii="FangSong_GB2312" w:eastAsia="FangSong_GB2312" w:hAnsi="FangSong_GB2312" w:cs="FangSong_GB2312" w:hint="eastAsia"/>
+                <w:kern w:val="0"/>
+                <w:sz w:val="24"/>
+              </w:rPr>
+              <w:t xml:space="preserve">【时间安排】约10分钟（0.2实践学时）</w:t>
             </w:r>
           </w:p>
           <w:p>
@@ -1450,7 +1550,7 @@
         </w:tc>
         <w:tc>
           <w:tcPr>
-            <w:tcW w:w="3894" w:type="dxa"/>
+            <w:tcW w:w="1740" w:type="dxa"/>
             <w:tcBorders>
               <w:top w:val="single" w:sz="4" w:space="0" w:color="auto"/>
               <w:left w:val="single" w:sz="4" w:space="0" w:color="auto"/>
@@ -1479,13 +1579,21 @@
                 <w:kern w:val="0"/>
                 <w:sz w:val="24"/>
               </w:rPr>
-              <w:t>新课讲授</w:t>
-            </w:r>
-          </w:p>
-        </w:tc>
-        <w:tc>
-          <w:tcPr>
-            <w:tcW w:w="3810" w:type="dxa"/>
+              <w:t>新课</w:t>
+            </w:r>
+            <w:r>
+              <w:rPr>
+                <w:rFonts w:ascii="FangSong_GB2312" w:eastAsia="FangSong_GB2312" w:hAnsi="FangSong_GB2312" w:cs="FangSong_GB2312" w:hint="eastAsia"/>
+                <w:kern w:val="0"/>
+                <w:sz w:val="24"/>
+              </w:rPr>
+              <w:t>演示</w:t>
+            </w:r>
+          </w:p>
+        </w:tc>
+        <w:tc>
+          <w:tcPr>
+            <w:tcW w:w="5964" w:type="dxa"/>
             <w:tcBorders>
               <w:top w:val="single" w:sz="4" w:space="0" w:color="auto"/>
               <w:left w:val="single" w:sz="4" w:space="0" w:color="auto"/>
@@ -1515,47 +1623,127 @@
                 <w:kern w:val="0"/>
                 <w:sz w:val="24"/>
               </w:rPr>
-              <w:t xml:space="preserve">【教学组织】质性数据归纳法、闭环叙事结构（痛点→假设→验证→迭代→证据）、作品集视觉呈现心法</w:t>
-            </w:r>
-          </w:p>
-          <w:p>
-            <w:pPr>
-              <w:widowControl/>
-              <w:spacing w:line="400" w:lineRule="exact"/>
-              <w:jc w:val="left"/>
-              <w:rPr>
-                <w:rFonts w:ascii="FangSong_GB2312" w:eastAsia="FangSong_GB2312" w:hAnsi="FangSong_GB2312" w:cs="FangSong_GB2312"/>
-                <w:kern w:val="0"/>
-                <w:sz w:val="24"/>
-              </w:rPr>
-            </w:pPr>
-            <w:r>
-              <w:rPr>
-                <w:rFonts w:ascii="FangSong_GB2312" w:eastAsia="FangSong_GB2312" w:hAnsi="FangSong_GB2312" w:cs="FangSong_GB2312" w:hint="eastAsia"/>
-                <w:kern w:val="0"/>
-                <w:sz w:val="24"/>
-              </w:rPr>
-              <w:t xml:space="preserve">【教学方法】理论讲授、作品集结构剖析、数据归纳实操、展板撰写辅导</w:t>
-            </w:r>
-          </w:p>
-          <w:p>
-            <w:pPr>
-              <w:widowControl/>
-              <w:spacing w:line="400" w:lineRule="exact"/>
-              <w:jc w:val="left"/>
-              <w:rPr>
-                <w:rFonts w:ascii="FangSong_GB2312" w:eastAsia="FangSong_GB2312" w:hAnsi="FangSong_GB2312" w:cs="FangSong_GB2312"/>
-                <w:kern w:val="0"/>
-                <w:sz w:val="24"/>
-              </w:rPr>
-            </w:pPr>
-            <w:r>
-              <w:rPr>
-                <w:rFonts w:ascii="FangSong_GB2312" w:eastAsia="FangSong_GB2312" w:hAnsi="FangSong_GB2312" w:cs="FangSong_GB2312" w:hint="eastAsia"/>
-                <w:kern w:val="0"/>
-                <w:sz w:val="24"/>
-              </w:rPr>
-              <w:t xml:space="preserve">【时间安排】约70分钟（1.6理论学时）</w:t>
+              <w:t xml:space="preserve">【教学组织】核心方法与实操解析:</w:t>
+            </w:r>
+          </w:p>
+          <w:p>
+            <w:pPr>
+              <w:widowControl/>
+              <w:spacing w:line="400" w:lineRule="exact"/>
+              <w:jc w:val="left"/>
+              <w:rPr>
+                <w:rFonts w:ascii="FangSong_GB2312" w:eastAsia="FangSong_GB2312" w:hAnsi="FangSong_GB2312" w:cs="FangSong_GB2312"/>
+                <w:kern w:val="0"/>
+                <w:sz w:val="24"/>
+              </w:rPr>
+            </w:pPr>
+            <w:r>
+              <w:rPr>
+                <w:rFonts w:ascii="FangSong_GB2312" w:eastAsia="FangSong_GB2312" w:hAnsi="FangSong_GB2312" w:cs="FangSong_GB2312" w:hint="eastAsia"/>
+                <w:kern w:val="0"/>
+                <w:sz w:val="24"/>
+              </w:rPr>
+              <w:t xml:space="preserve">1. 实训主线：质性数据归纳法演练、闭环叙事结构（痛点→假设→验证→迭代→证据）、作品集视觉呈现心法</w:t>
+            </w:r>
+          </w:p>
+          <w:p>
+            <w:pPr>
+              <w:widowControl/>
+              <w:spacing w:line="400" w:lineRule="exact"/>
+              <w:jc w:val="left"/>
+              <w:rPr>
+                <w:rFonts w:ascii="FangSong_GB2312" w:eastAsia="FangSong_GB2312" w:hAnsi="FangSong_GB2312" w:cs="FangSong_GB2312"/>
+                <w:kern w:val="0"/>
+                <w:sz w:val="24"/>
+              </w:rPr>
+            </w:pPr>
+            <w:r>
+              <w:rPr>
+                <w:rFonts w:ascii="FangSong_GB2312" w:eastAsia="FangSong_GB2312" w:hAnsi="FangSong_GB2312" w:cs="FangSong_GB2312" w:hint="eastAsia"/>
+                <w:kern w:val="0"/>
+                <w:sz w:val="24"/>
+              </w:rPr>
+              <w:t xml:space="preserve">2. 实践要点拆解：14.1 体验设计作品库的闭环故事梳理核心心法 14.2 收尾 实验4(Exp4)，总结测试痛点并定版前后旅程对比</w:t>
+            </w:r>
+          </w:p>
+          <w:p>
+            <w:pPr>
+              <w:widowControl/>
+              <w:spacing w:line="400" w:lineRule="exact"/>
+              <w:jc w:val="left"/>
+              <w:rPr>
+                <w:rFonts w:ascii="FangSong_GB2312" w:eastAsia="FangSong_GB2312" w:hAnsi="FangSong_GB2312" w:cs="FangSong_GB2312"/>
+                <w:kern w:val="0"/>
+                <w:sz w:val="24"/>
+              </w:rPr>
+            </w:pPr>
+            <w:r>
+              <w:rPr>
+                <w:rFonts w:ascii="FangSong_GB2312" w:eastAsia="FangSong_GB2312" w:hAnsi="FangSong_GB2312" w:cs="FangSong_GB2312" w:hint="eastAsia"/>
+                <w:kern w:val="0"/>
+                <w:sz w:val="24"/>
+              </w:rPr>
+              <w:t xml:space="preserve">3. 重难点突破：针对“不仅呈现好看的最终结果，更能生动讲透从缺陷反馈到逻辑推倒重来、最终数据提升跌宕起伏的专业故事”，采用案例剖析策略。</w:t>
+            </w:r>
+          </w:p>
+          <w:p>
+            <w:pPr>
+              <w:widowControl/>
+              <w:spacing w:line="400" w:lineRule="exact"/>
+              <w:jc w:val="left"/>
+              <w:rPr>
+                <w:rFonts w:ascii="FangSong_GB2312" w:eastAsia="FangSong_GB2312" w:hAnsi="FangSong_GB2312" w:cs="FangSong_GB2312"/>
+                <w:kern w:val="0"/>
+                <w:sz w:val="24"/>
+              </w:rPr>
+            </w:pPr>
+            <w:r>
+              <w:rPr>
+                <w:rFonts w:ascii="FangSong_GB2312" w:eastAsia="FangSong_GB2312" w:hAnsi="FangSong_GB2312" w:cs="FangSong_GB2312" w:hint="eastAsia"/>
+                <w:kern w:val="0"/>
+                <w:sz w:val="24"/>
+              </w:rPr>
+              <w:t xml:space="preserve">4. 支撑目标：系统梳理并量化测试反馈</w:t>
+            </w:r>
+          </w:p>
+          <w:p>
+            <w:pPr>
+              <w:widowControl/>
+              <w:spacing w:line="400" w:lineRule="exact"/>
+              <w:jc w:val="left"/>
+              <w:rPr>
+                <w:rFonts w:ascii="FangSong_GB2312" w:eastAsia="FangSong_GB2312" w:hAnsi="FangSong_GB2312" w:cs="FangSong_GB2312"/>
+                <w:kern w:val="0"/>
+                <w:sz w:val="24"/>
+              </w:rPr>
+            </w:pPr>
+            <w:r>
+              <w:rPr>
+                <w:rFonts w:ascii="FangSong_GB2312" w:eastAsia="FangSong_GB2312" w:hAnsi="FangSong_GB2312" w:cs="FangSong_GB2312" w:hint="eastAsia"/>
+                <w:kern w:val="0"/>
+                <w:sz w:val="24"/>
+              </w:rPr>
+              <w:t xml:space="preserve">【教学方法】项目导引、作品集结构剖析、数据归纳实操、展板撰写辅导</w:t>
+            </w:r>
+          </w:p>
+          <w:p>
+            <w:pPr>
+              <w:widowControl/>
+              <w:spacing w:line="400" w:lineRule="exact"/>
+              <w:jc w:val="left"/>
+              <w:rPr>
+                <w:rFonts w:ascii="FangSong_GB2312" w:eastAsia="FangSong_GB2312" w:hAnsi="FangSong_GB2312" w:cs="FangSong_GB2312"/>
+                <w:kern w:val="0"/>
+                <w:sz w:val="24"/>
+              </w:rPr>
+            </w:pPr>
+            <w:r>
+              <w:rPr>
+                <w:rFonts w:ascii="FangSong_GB2312" w:eastAsia="FangSong_GB2312" w:hAnsi="FangSong_GB2312" w:cs="FangSong_GB2312" w:hint="eastAsia"/>
+                <w:kern w:val="0"/>
+                <w:sz w:val="24"/>
+              </w:rPr>
+              <w:t xml:space="preserve">【时间安排】约70分钟（1.6实践学时）</w:t>
             </w:r>
           </w:p>
           <w:p>
@@ -1635,7 +1823,7 @@
         </w:tc>
         <w:tc>
           <w:tcPr>
-            <w:tcW w:w="3894" w:type="dxa"/>
+            <w:tcW w:w="1740" w:type="dxa"/>
             <w:tcBorders>
               <w:top w:val="single" w:sz="4" w:space="0" w:color="auto"/>
               <w:left w:val="single" w:sz="4" w:space="0" w:color="auto"/>
@@ -1656,7 +1844,7 @@
                 <w:rFonts w:ascii="FangSong_GB2312" w:eastAsia="FangSong_GB2312" w:hAnsi="FangSong_GB2312" w:cs="FangSong_GB2312"/>
                 <w:b/>
                 <w:bCs/>
-                <w:color w:val="FF0000"/>
+                <w:color w:val="000000"/>
                 <w:kern w:val="0"/>
                 <w:sz w:val="24"/>
               </w:rPr>
@@ -1666,7 +1854,7 @@
                 <w:rFonts w:ascii="FangSong_GB2312" w:eastAsia="FangSong_GB2312" w:hAnsi="FangSong_GB2312" w:cs="FangSong_GB2312" w:hint="eastAsia"/>
                 <w:b/>
                 <w:bCs/>
-                <w:color w:val="FF0000"/>
+                <w:color w:val="000000"/>
                 <w:kern w:val="0"/>
                 <w:sz w:val="24"/>
               </w:rPr>
@@ -1676,7 +1864,7 @@
         </w:tc>
         <w:tc>
           <w:tcPr>
-            <w:tcW w:w="3810" w:type="dxa"/>
+            <w:tcW w:w="5964" w:type="dxa"/>
             <w:tcBorders>
               <w:top w:val="single" w:sz="4" w:space="0" w:color="auto"/>
               <w:left w:val="single" w:sz="4" w:space="0" w:color="auto"/>
@@ -1696,53 +1884,125 @@
               <w:jc w:val="left"/>
               <w:rPr>
                 <w:rFonts w:ascii="FangSong_GB2312" w:eastAsia="FangSong_GB2312" w:hAnsi="FangSong_GB2312" w:cs="FangSong_GB2312"/>
-                <w:kern w:val="0"/>
-                <w:sz w:val="24"/>
-              </w:rPr>
-            </w:pPr>
-            <w:r>
-              <w:rPr>
-                <w:rFonts w:ascii="FangSong_GB2312" w:eastAsia="FangSong_GB2312" w:hAnsi="FangSong_GB2312" w:cs="FangSong_GB2312" w:hint="eastAsia"/>
-                <w:kern w:val="0"/>
-                <w:sz w:val="24"/>
-              </w:rPr>
-              <w:t xml:space="preserve">【教学组织】收尾 实验4(Exp4)——缺陷修正前后对比 + 作品集复盘叙事撰写</w:t>
-            </w:r>
-          </w:p>
-          <w:p>
-            <w:pPr>
-              <w:widowControl/>
-              <w:spacing w:line="400" w:lineRule="exact"/>
-              <w:jc w:val="left"/>
-              <w:rPr>
-                <w:rFonts w:ascii="FangSong_GB2312" w:eastAsia="FangSong_GB2312" w:hAnsi="FangSong_GB2312" w:cs="FangSong_GB2312"/>
-                <w:kern w:val="0"/>
-                <w:sz w:val="24"/>
-              </w:rPr>
-            </w:pPr>
-            <w:r>
-              <w:rPr>
-                <w:rFonts w:ascii="FangSong_GB2312" w:eastAsia="FangSong_GB2312" w:hAnsi="FangSong_GB2312" w:cs="FangSong_GB2312" w:hint="eastAsia"/>
-                <w:kern w:val="0"/>
-                <w:sz w:val="24"/>
-              </w:rPr>
-              <w:t xml:space="preserve">【教学方法】理论讲授、作品集结构剖析、数据归纳实操、展板撰写辅导</w:t>
-            </w:r>
-          </w:p>
-          <w:p>
-            <w:pPr>
-              <w:widowControl/>
-              <w:spacing w:line="400" w:lineRule="exact"/>
-              <w:jc w:val="left"/>
-              <w:rPr>
-                <w:rFonts w:ascii="FangSong_GB2312" w:eastAsia="FangSong_GB2312" w:hAnsi="FangSong_GB2312" w:cs="FangSong_GB2312"/>
-                <w:kern w:val="0"/>
-                <w:sz w:val="24"/>
-              </w:rPr>
-            </w:pPr>
-            <w:r>
-              <w:rPr>
-                <w:rFonts w:ascii="FangSong_GB2312" w:eastAsia="FangSong_GB2312" w:hAnsi="FangSong_GB2312" w:cs="FangSong_GB2312" w:hint="eastAsia"/>
+                <w:color w:val="000000"/>
+                <w:kern w:val="0"/>
+                <w:sz w:val="24"/>
+              </w:rPr>
+            </w:pPr>
+            <w:r>
+              <w:rPr>
+                <w:rFonts w:ascii="FangSong_GB2312" w:eastAsia="FangSong_GB2312" w:hAnsi="FangSong_GB2312" w:cs="FangSong_GB2312" w:hint="eastAsia"/>
+                <w:color w:val="000000"/>
+                <w:kern w:val="0"/>
+                <w:sz w:val="24"/>
+              </w:rPr>
+              <w:t xml:space="preserve">【教学组织】课堂实践与操作训练:</w:t>
+            </w:r>
+          </w:p>
+          <w:p>
+            <w:pPr>
+              <w:widowControl/>
+              <w:spacing w:line="400" w:lineRule="exact"/>
+              <w:jc w:val="left"/>
+              <w:rPr>
+                <w:rFonts w:ascii="FangSong_GB2312" w:eastAsia="FangSong_GB2312" w:hAnsi="FangSong_GB2312" w:cs="FangSong_GB2312"/>
+                <w:color w:val="000000"/>
+                <w:kern w:val="0"/>
+                <w:sz w:val="24"/>
+              </w:rPr>
+            </w:pPr>
+            <w:r>
+              <w:rPr>
+                <w:rFonts w:ascii="FangSong_GB2312" w:eastAsia="FangSong_GB2312" w:hAnsi="FangSong_GB2312" w:cs="FangSong_GB2312" w:hint="eastAsia"/>
+                <w:color w:val="000000"/>
+                <w:kern w:val="0"/>
+                <w:sz w:val="24"/>
+              </w:rPr>
+              <w:t xml:space="preserve">1. 实践任务指导：收尾 实验4(Exp4)——缺陷修正前后对比 + 作品集复盘叙事撰写</w:t>
+            </w:r>
+          </w:p>
+          <w:p>
+            <w:pPr>
+              <w:widowControl/>
+              <w:spacing w:line="400" w:lineRule="exact"/>
+              <w:jc w:val="left"/>
+              <w:rPr>
+                <w:rFonts w:ascii="FangSong_GB2312" w:eastAsia="FangSong_GB2312" w:hAnsi="FangSong_GB2312" w:cs="FangSong_GB2312"/>
+                <w:color w:val="000000"/>
+                <w:kern w:val="0"/>
+                <w:sz w:val="24"/>
+              </w:rPr>
+            </w:pPr>
+            <w:r>
+              <w:rPr>
+                <w:rFonts w:ascii="FangSong_GB2312" w:eastAsia="FangSong_GB2312" w:hAnsi="FangSong_GB2312" w:cs="FangSong_GB2312" w:hint="eastAsia"/>
+                <w:color w:val="000000"/>
+                <w:kern w:val="0"/>
+                <w:sz w:val="24"/>
+              </w:rPr>
+              <w:t xml:space="preserve">2. 核心任务目标：收尾 实验4(Exp4)——系统梳理走查+Think-Aloud 测试反馈，完成缺陷修正前后对比文档，撰写作品集复盘叙事（含数据证据链）。</w:t>
+            </w:r>
+          </w:p>
+          <w:p>
+            <w:pPr>
+              <w:widowControl/>
+              <w:spacing w:line="400" w:lineRule="exact"/>
+              <w:jc w:val="left"/>
+              <w:rPr>
+                <w:rFonts w:ascii="FangSong_GB2312" w:eastAsia="FangSong_GB2312" w:hAnsi="FangSong_GB2312" w:cs="FangSong_GB2312"/>
+                <w:color w:val="000000"/>
+                <w:kern w:val="0"/>
+                <w:sz w:val="24"/>
+              </w:rPr>
+            </w:pPr>
+            <w:r>
+              <w:rPr>
+                <w:rFonts w:ascii="FangSong_GB2312" w:eastAsia="FangSong_GB2312" w:hAnsi="FangSong_GB2312" w:cs="FangSong_GB2312" w:hint="eastAsia"/>
+                <w:color w:val="000000"/>
+                <w:kern w:val="0"/>
+                <w:sz w:val="24"/>
+              </w:rPr>
+              <w:t xml:space="preserve">3. 教师巡回指导，及时发现并纠正学生实践中的认知偏差。</w:t>
+            </w:r>
+          </w:p>
+          <w:p>
+            <w:pPr>
+              <w:widowControl/>
+              <w:spacing w:line="400" w:lineRule="exact"/>
+              <w:jc w:val="left"/>
+              <w:rPr>
+                <w:rFonts w:ascii="FangSong_GB2312" w:eastAsia="FangSong_GB2312" w:hAnsi="FangSong_GB2312" w:cs="FangSong_GB2312"/>
+                <w:color w:val="000000"/>
+                <w:kern w:val="0"/>
+                <w:sz w:val="24"/>
+              </w:rPr>
+            </w:pPr>
+            <w:r>
+              <w:rPr>
+                <w:rFonts w:ascii="FangSong_GB2312" w:eastAsia="FangSong_GB2312" w:hAnsi="FangSong_GB2312" w:cs="FangSong_GB2312" w:hint="eastAsia"/>
+                <w:color w:val="000000"/>
+                <w:kern w:val="0"/>
+                <w:sz w:val="24"/>
+              </w:rPr>
+              <w:t xml:space="preserve">【教学方法】项目导引、作品集结构剖析、数据归纳实操、展板撰写辅导</w:t>
+            </w:r>
+          </w:p>
+          <w:p>
+            <w:pPr>
+              <w:widowControl/>
+              <w:spacing w:line="400" w:lineRule="exact"/>
+              <w:jc w:val="left"/>
+              <w:rPr>
+                <w:rFonts w:ascii="FangSong_GB2312" w:eastAsia="FangSong_GB2312" w:hAnsi="FangSong_GB2312" w:cs="FangSong_GB2312"/>
+                <w:color w:val="000000"/>
+                <w:kern w:val="0"/>
+                <w:sz w:val="24"/>
+              </w:rPr>
+            </w:pPr>
+            <w:r>
+              <w:rPr>
+                <w:rFonts w:ascii="FangSong_GB2312" w:eastAsia="FangSong_GB2312" w:hAnsi="FangSong_GB2312" w:cs="FangSong_GB2312" w:hint="eastAsia"/>
+                <w:color w:val="000000"/>
                 <w:kern w:val="0"/>
                 <w:sz w:val="24"/>
               </w:rPr>
@@ -1756,13 +2016,15 @@
               <w:jc w:val="left"/>
               <w:rPr>
                 <w:rFonts w:ascii="FangSong_GB2312" w:eastAsia="FangSong_GB2312" w:hAnsi="FangSong_GB2312" w:cs="FangSong_GB2312"/>
-                <w:kern w:val="0"/>
-                <w:sz w:val="24"/>
-              </w:rPr>
-            </w:pPr>
-            <w:r>
-              <w:rPr>
-                <w:rFonts w:ascii="FangSong_GB2312" w:eastAsia="FangSong_GB2312" w:hAnsi="FangSong_GB2312" w:cs="FangSong_GB2312" w:hint="eastAsia"/>
+                <w:color w:val="000000"/>
+                <w:kern w:val="0"/>
+                <w:sz w:val="24"/>
+              </w:rPr>
+            </w:pPr>
+            <w:r>
+              <w:rPr>
+                <w:rFonts w:ascii="FangSong_GB2312" w:eastAsia="FangSong_GB2312" w:hAnsi="FangSong_GB2312" w:cs="FangSong_GB2312" w:hint="eastAsia"/>
+                <w:color w:val="000000"/>
                 <w:kern w:val="0"/>
                 <w:sz w:val="24"/>
               </w:rPr>
@@ -1805,7 +2067,7 @@
         </w:tc>
         <w:tc>
           <w:tcPr>
-            <w:tcW w:w="3894" w:type="dxa"/>
+            <w:tcW w:w="1740" w:type="dxa"/>
             <w:tcBorders>
               <w:top w:val="single" w:sz="4" w:space="0" w:color="auto"/>
               <w:left w:val="single" w:sz="4" w:space="0" w:color="auto"/>
@@ -1826,7 +2088,7 @@
                 <w:rFonts w:ascii="FangSong_GB2312" w:eastAsia="FangSong_GB2312" w:hAnsi="FangSong_GB2312" w:cs="FangSong_GB2312"/>
                 <w:b/>
                 <w:bCs/>
-                <w:color w:val="FF0000"/>
+                <w:color w:val="000000"/>
                 <w:kern w:val="0"/>
                 <w:sz w:val="24"/>
               </w:rPr>
@@ -1836,7 +2098,7 @@
                 <w:rFonts w:ascii="FangSong_GB2312" w:eastAsia="FangSong_GB2312" w:hAnsi="FangSong_GB2312" w:cs="FangSong_GB2312" w:hint="eastAsia"/>
                 <w:b/>
                 <w:bCs/>
-                <w:color w:val="FF0000"/>
+                <w:color w:val="000000"/>
                 <w:kern w:val="0"/>
                 <w:sz w:val="24"/>
               </w:rPr>
@@ -1846,7 +2108,7 @@
         </w:tc>
         <w:tc>
           <w:tcPr>
-            <w:tcW w:w="3810" w:type="dxa"/>
+            <w:tcW w:w="5964" w:type="dxa"/>
             <w:tcBorders>
               <w:top w:val="single" w:sz="4" w:space="0" w:color="auto"/>
               <w:left w:val="single" w:sz="4" w:space="0" w:color="auto"/>
@@ -1866,53 +2128,125 @@
               <w:jc w:val="left"/>
               <w:rPr>
                 <w:rFonts w:ascii="FangSong_GB2312" w:eastAsia="FangSong_GB2312" w:hAnsi="FangSong_GB2312" w:cs="FangSong_GB2312"/>
-                <w:kern w:val="0"/>
-                <w:sz w:val="24"/>
-              </w:rPr>
-            </w:pPr>
-            <w:r>
-              <w:rPr>
-                <w:rFonts w:ascii="FangSong_GB2312" w:eastAsia="FangSong_GB2312" w:hAnsi="FangSong_GB2312" w:cs="FangSong_GB2312" w:hint="eastAsia"/>
-                <w:kern w:val="0"/>
-                <w:sz w:val="24"/>
-              </w:rPr>
-              <w:t xml:space="preserve">【教学组织】复盘叙事互评，部署路演准备</w:t>
-            </w:r>
-          </w:p>
-          <w:p>
-            <w:pPr>
-              <w:widowControl/>
-              <w:spacing w:line="400" w:lineRule="exact"/>
-              <w:jc w:val="left"/>
-              <w:rPr>
-                <w:rFonts w:ascii="FangSong_GB2312" w:eastAsia="FangSong_GB2312" w:hAnsi="FangSong_GB2312" w:cs="FangSong_GB2312"/>
-                <w:kern w:val="0"/>
-                <w:sz w:val="24"/>
-              </w:rPr>
-            </w:pPr>
-            <w:r>
-              <w:rPr>
-                <w:rFonts w:ascii="FangSong_GB2312" w:eastAsia="FangSong_GB2312" w:hAnsi="FangSong_GB2312" w:cs="FangSong_GB2312" w:hint="eastAsia"/>
-                <w:kern w:val="0"/>
-                <w:sz w:val="24"/>
-              </w:rPr>
-              <w:t xml:space="preserve">【时间安排】约10分钟（2.2实践学时）</w:t>
-            </w:r>
-          </w:p>
-          <w:p>
-            <w:pPr>
-              <w:widowControl/>
-              <w:spacing w:line="400" w:lineRule="exact"/>
-              <w:jc w:val="left"/>
-              <w:rPr>
-                <w:rFonts w:ascii="FangSong_GB2312" w:eastAsia="FangSong_GB2312" w:hAnsi="FangSong_GB2312" w:cs="FangSong_GB2312"/>
-                <w:kern w:val="0"/>
-                <w:sz w:val="24"/>
-              </w:rPr>
-            </w:pPr>
-            <w:r>
-              <w:rPr>
-                <w:rFonts w:ascii="FangSong_GB2312" w:eastAsia="FangSong_GB2312" w:hAnsi="FangSong_GB2312" w:cs="FangSong_GB2312" w:hint="eastAsia"/>
+                <w:color w:val="000000"/>
+                <w:kern w:val="0"/>
+                <w:sz w:val="24"/>
+              </w:rPr>
+            </w:pPr>
+            <w:r>
+              <w:rPr>
+                <w:rFonts w:ascii="FangSong_GB2312" w:eastAsia="FangSong_GB2312" w:hAnsi="FangSong_GB2312" w:cs="FangSong_GB2312" w:hint="eastAsia"/>
+                <w:color w:val="000000"/>
+                <w:kern w:val="0"/>
+                <w:sz w:val="24"/>
+              </w:rPr>
+              <w:t xml:space="preserve">【教学组织】知识凝练与教学反思:</w:t>
+            </w:r>
+          </w:p>
+          <w:p>
+            <w:pPr>
+              <w:widowControl/>
+              <w:spacing w:line="400" w:lineRule="exact"/>
+              <w:jc w:val="left"/>
+              <w:rPr>
+                <w:rFonts w:ascii="FangSong_GB2312" w:eastAsia="FangSong_GB2312" w:hAnsi="FangSong_GB2312" w:cs="FangSong_GB2312"/>
+                <w:color w:val="000000"/>
+                <w:kern w:val="0"/>
+                <w:sz w:val="24"/>
+              </w:rPr>
+            </w:pPr>
+            <w:r>
+              <w:rPr>
+                <w:rFonts w:ascii="FangSong_GB2312" w:eastAsia="FangSong_GB2312" w:hAnsi="FangSong_GB2312" w:cs="FangSong_GB2312" w:hint="eastAsia"/>
+                <w:color w:val="000000"/>
+                <w:kern w:val="0"/>
+                <w:sz w:val="24"/>
+              </w:rPr>
+              <w:t xml:space="preserve">1. 归纳梳理：复盘叙事互评，部署路演准备</w:t>
+            </w:r>
+          </w:p>
+          <w:p>
+            <w:pPr>
+              <w:widowControl/>
+              <w:spacing w:line="400" w:lineRule="exact"/>
+              <w:jc w:val="left"/>
+              <w:rPr>
+                <w:rFonts w:ascii="FangSong_GB2312" w:eastAsia="FangSong_GB2312" w:hAnsi="FangSong_GB2312" w:cs="FangSong_GB2312"/>
+                <w:color w:val="000000"/>
+                <w:kern w:val="0"/>
+                <w:sz w:val="24"/>
+              </w:rPr>
+            </w:pPr>
+            <w:r>
+              <w:rPr>
+                <w:rFonts w:ascii="FangSong_GB2312" w:eastAsia="FangSong_GB2312" w:hAnsi="FangSong_GB2312" w:cs="FangSong_GB2312" w:hint="eastAsia"/>
+                <w:color w:val="000000"/>
+                <w:kern w:val="0"/>
+                <w:sz w:val="24"/>
+              </w:rPr>
+              <w:t xml:space="preserve">2. 强化记忆：系统性总结本节课核心知识点与技能框架。</w:t>
+            </w:r>
+          </w:p>
+          <w:p>
+            <w:pPr>
+              <w:widowControl/>
+              <w:spacing w:line="400" w:lineRule="exact"/>
+              <w:jc w:val="left"/>
+              <w:rPr>
+                <w:rFonts w:ascii="FangSong_GB2312" w:eastAsia="FangSong_GB2312" w:hAnsi="FangSong_GB2312" w:cs="FangSong_GB2312"/>
+                <w:color w:val="000000"/>
+                <w:kern w:val="0"/>
+                <w:sz w:val="24"/>
+              </w:rPr>
+            </w:pPr>
+            <w:r>
+              <w:rPr>
+                <w:rFonts w:ascii="FangSong_GB2312" w:eastAsia="FangSong_GB2312" w:hAnsi="FangSong_GB2312" w:cs="FangSong_GB2312" w:hint="eastAsia"/>
+                <w:color w:val="000000"/>
+                <w:kern w:val="0"/>
+                <w:sz w:val="24"/>
+              </w:rPr>
+              <w:t xml:space="preserve">3. 布置课后延伸思考与预习任务。</w:t>
+            </w:r>
+          </w:p>
+          <w:p>
+            <w:pPr>
+              <w:widowControl/>
+              <w:spacing w:line="400" w:lineRule="exact"/>
+              <w:jc w:val="left"/>
+              <w:rPr>
+                <w:rFonts w:ascii="FangSong_GB2312" w:eastAsia="FangSong_GB2312" w:hAnsi="FangSong_GB2312" w:cs="FangSong_GB2312"/>
+                <w:color w:val="000000"/>
+                <w:kern w:val="0"/>
+                <w:sz w:val="24"/>
+              </w:rPr>
+            </w:pPr>
+            <w:r>
+              <w:rPr>
+                <w:rFonts w:ascii="FangSong_GB2312" w:eastAsia="FangSong_GB2312" w:hAnsi="FangSong_GB2312" w:cs="FangSong_GB2312" w:hint="eastAsia"/>
+                <w:color w:val="000000"/>
+                <w:kern w:val="0"/>
+                <w:sz w:val="24"/>
+              </w:rPr>
+              <w:t xml:space="preserve">【时间安排】约10分钟（0.2实践学时）</w:t>
+            </w:r>
+          </w:p>
+          <w:p>
+            <w:pPr>
+              <w:widowControl/>
+              <w:spacing w:line="400" w:lineRule="exact"/>
+              <w:jc w:val="left"/>
+              <w:rPr>
+                <w:rFonts w:ascii="FangSong_GB2312" w:eastAsia="FangSong_GB2312" w:hAnsi="FangSong_GB2312" w:cs="FangSong_GB2312"/>
+                <w:color w:val="000000"/>
+                <w:kern w:val="0"/>
+                <w:sz w:val="24"/>
+              </w:rPr>
+            </w:pPr>
+            <w:r>
+              <w:rPr>
+                <w:rFonts w:ascii="FangSong_GB2312" w:eastAsia="FangSong_GB2312" w:hAnsi="FangSong_GB2312" w:cs="FangSong_GB2312" w:hint="eastAsia"/>
+                <w:color w:val="000000"/>
                 <w:kern w:val="0"/>
                 <w:sz w:val="24"/>
               </w:rPr>
@@ -1985,15 +2319,15 @@
               <w:rPr>
                 <w:rFonts w:ascii="FangSong_GB2312" w:eastAsia="FangSong_GB2312" w:hAnsi="FangSong_GB2312" w:cs="FangSong_GB2312"/>
                 <w:bCs/>
-                <w:color w:val="333333"/>
-                <w:kern w:val="0"/>
-                <w:sz w:val="24"/>
-              </w:rPr>
-            </w:pPr>
-            <w:r>
-              <w:rPr>
-                <w:rFonts w:ascii="FangSong_GB2312" w:eastAsia="FangSong_GB2312" w:hAnsi="FangSong_GB2312" w:cs="FangSong_GB2312" w:hint="eastAsia"/>
-                <w:color w:val="FF0000"/>
+                <w:color w:val="000000"/>
+                <w:kern w:val="0"/>
+                <w:sz w:val="24"/>
+              </w:rPr>
+            </w:pPr>
+            <w:r>
+              <w:rPr>
+                <w:rFonts w:ascii="FangSong_GB2312" w:eastAsia="FangSong_GB2312" w:hAnsi="FangSong_GB2312" w:cs="FangSong_GB2312" w:hint="eastAsia"/>
+                <w:color w:val="000000"/>
                 <w:kern w:val="0"/>
                 <w:sz w:val="24"/>
               </w:rPr>

--- a/交互产品开发/Output/教案/教案_第14周_数据复盘与作品库凝练.docx
+++ b/交互产品开发/Output/教案/教案_第14周_数据复盘与作品库凝练.docx
@@ -225,7 +225,7 @@
                 <w:kern w:val="0"/>
                 <w:sz w:val="24"/>
               </w:rPr>
-              <w:t xml:space="preserve">14.2 收尾 实验4(Exp4)，总结测试痛点并定版前后旅程对比</w:t>
+              <w:t xml:space="preserve">14.2 收尾 实验5(Exp5)，总结测试痛点并定版前后旅程对比</w:t>
             </w:r>
           </w:p>
         </w:tc>
@@ -1663,7 +1663,7 @@
                 <w:kern w:val="0"/>
                 <w:sz w:val="24"/>
               </w:rPr>
-              <w:t xml:space="preserve">2. 实践要点拆解：14.1 体验设计作品库的闭环故事梳理核心心法 14.2 收尾 实验4(Exp4)，总结测试痛点并定版前后旅程对比</w:t>
+              <w:t xml:space="preserve">2. 实践要点拆解：14.1 体验设计作品库的闭环故事梳理核心心法 14.2 收尾 实验5(Exp5)，总结测试痛点并定版前后旅程对比</w:t>
             </w:r>
           </w:p>
           <w:p>
@@ -1918,29 +1918,29 @@
                 <w:kern w:val="0"/>
                 <w:sz w:val="24"/>
               </w:rPr>
-              <w:t xml:space="preserve">1. 实践任务指导：收尾 实验4(Exp4)——缺陷修正前后对比 + 作品集复盘叙事撰写</w:t>
-            </w:r>
-          </w:p>
-          <w:p>
-            <w:pPr>
-              <w:widowControl/>
-              <w:spacing w:line="400" w:lineRule="exact"/>
-              <w:jc w:val="left"/>
-              <w:rPr>
-                <w:rFonts w:ascii="FangSong_GB2312" w:eastAsia="FangSong_GB2312" w:hAnsi="FangSong_GB2312" w:cs="FangSong_GB2312"/>
-                <w:color w:val="000000"/>
-                <w:kern w:val="0"/>
-                <w:sz w:val="24"/>
-              </w:rPr>
-            </w:pPr>
-            <w:r>
-              <w:rPr>
-                <w:rFonts w:ascii="FangSong_GB2312" w:eastAsia="FangSong_GB2312" w:hAnsi="FangSong_GB2312" w:cs="FangSong_GB2312" w:hint="eastAsia"/>
-                <w:color w:val="000000"/>
-                <w:kern w:val="0"/>
-                <w:sz w:val="24"/>
-              </w:rPr>
-              <w:t xml:space="preserve">2. 核心任务目标：收尾 实验4(Exp4)——系统梳理走查+Think-Aloud 测试反馈，完成缺陷修正前后对比文档，撰写作品集复盘叙事（含数据证据链）。</w:t>
+              <w:t xml:space="preserve">1. 实践任务指导：收尾 实验5(Exp5)——缺陷修正前后对比 + 作品集复盘叙事撰写</w:t>
+            </w:r>
+          </w:p>
+          <w:p>
+            <w:pPr>
+              <w:widowControl/>
+              <w:spacing w:line="400" w:lineRule="exact"/>
+              <w:jc w:val="left"/>
+              <w:rPr>
+                <w:rFonts w:ascii="FangSong_GB2312" w:eastAsia="FangSong_GB2312" w:hAnsi="FangSong_GB2312" w:cs="FangSong_GB2312"/>
+                <w:color w:val="000000"/>
+                <w:kern w:val="0"/>
+                <w:sz w:val="24"/>
+              </w:rPr>
+            </w:pPr>
+            <w:r>
+              <w:rPr>
+                <w:rFonts w:ascii="FangSong_GB2312" w:eastAsia="FangSong_GB2312" w:hAnsi="FangSong_GB2312" w:cs="FangSong_GB2312" w:hint="eastAsia"/>
+                <w:color w:val="000000"/>
+                <w:kern w:val="0"/>
+                <w:sz w:val="24"/>
+              </w:rPr>
+              <w:t xml:space="preserve">2. 核心任务目标：收尾 实验5(Exp5)——系统梳理走查+Think-Aloud 测试反馈，完成缺陷修正前后对比文档，撰写作品集复盘叙事（含数据证据链）。</w:t>
             </w:r>
           </w:p>
           <w:p>
@@ -2331,7 +2331,7 @@
                 <w:kern w:val="0"/>
                 <w:sz w:val="24"/>
               </w:rPr>
-              <w:t xml:space="preserve">收尾 实验4(Exp4)——系统梳理走查+Think-Aloud 测试反馈，完成缺陷修正前后对比文档，撰写作品集复盘叙事（含数据证据链）。</w:t>
+              <w:t xml:space="preserve">收尾 实验5(Exp5)——系统梳理走查+Think-Aloud 测试反馈，完成缺陷修正前后对比文档，撰写作品集复盘叙事（含数据证据链）。</w:t>
             </w:r>
           </w:p>
         </w:tc>

--- a/交互产品开发/Output/教案/教案_第14周_数据复盘与作品库凝练.docx
+++ b/交互产品开发/Output/教案/教案_第14周_数据复盘与作品库凝练.docx
@@ -202,30 +202,7 @@
                 <w:kern w:val="0"/>
                 <w:sz w:val="24"/>
               </w:rPr>
-              <w:t xml:space="preserve">14.1 体验设计作品库的闭环故事梳理核心心法</w:t>
-            </w:r>
-          </w:p>
-          <w:p>
-            <w:pPr>
-              <w:widowControl/>
-              <w:spacing w:before="40" w:after="40" w:line="400" w:lineRule="exact"/>
-              <w:ind w:left="57" w:firstLineChars="100" w:firstLine="240"/>
-              <w:jc w:val="center"/>
-              <w:rPr>
-                <w:rFonts w:ascii="FangSong_GB2312" w:eastAsia="FangSong_GB2312" w:hAnsi="FangSong_GB2312" w:cs="FangSong_GB2312"/>
-                <w:color w:val="000000"/>
-                <w:kern w:val="0"/>
-                <w:sz w:val="24"/>
-              </w:rPr>
-            </w:pPr>
-            <w:r>
-              <w:rPr>
-                <w:rFonts w:ascii="FangSong_GB2312" w:eastAsia="FangSong_GB2312" w:hAnsi="FangSong_GB2312" w:cs="FangSong_GB2312" w:hint="eastAsia"/>
-                <w:color w:val="000000"/>
-                <w:kern w:val="0"/>
-                <w:sz w:val="24"/>
-              </w:rPr>
-              <w:t xml:space="preserve">14.2 收尾 实验5(Exp5)，总结测试痛点并定版前后旅程对比</w:t>
+              <w:t xml:space="preserve">质性数据归纳（亲和图）、可用性严重度分级评估工具、UX作品集闭环叙事结构（英雄之旅与八章节法）、批判“设计的Dribbble化”。</w:t>
             </w:r>
           </w:p>
         </w:tc>
@@ -765,7 +742,7 @@
                 <w:kern w:val="0"/>
                 <w:sz w:val="24"/>
               </w:rPr>
-              <w:t xml:space="preserve">重点：测试数据的质性归纳方法与基于痛点验证闭环的专业复盘叙事法则</w:t>
+              <w:t xml:space="preserve">重点：如何将可用性测试的负面定性数据转化为结构化的改进依据，并利用“英雄之旅”叙事框架打造具有商业逻辑说服力的专业UX作品集。</w:t>
             </w:r>
           </w:p>
           <w:p>
@@ -789,7 +766,7 @@
                 <w:kern w:val="0"/>
                 <w:sz w:val="24"/>
               </w:rPr>
-              <w:t xml:space="preserve">难点：不仅呈现好看的最终结果，更能生动讲透从缺陷反馈到逻辑推倒重来、最终数据提升跌宕起伏的专业故事</w:t>
+              <w:t xml:space="preserve">难点：克服“防御性归因”和“表面修复”的新手心理，勇于面对和展示失败的测试数据，并完成逻辑严密的体验重构（UX Pivot）。</w:t>
             </w:r>
           </w:p>
         </w:tc>
@@ -1202,107 +1179,7 @@
                 <w:kern w:val="0"/>
                 <w:sz w:val="24"/>
               </w:rPr>
-              <w:t xml:space="preserve">【教学组织】上次课知识回顾:</w:t>
-            </w:r>
-          </w:p>
-          <w:p>
-            <w:pPr>
-              <w:widowControl/>
-              <w:spacing w:line="400" w:lineRule="exact"/>
-              <w:jc w:val="left"/>
-              <w:rPr>
-                <w:rFonts w:ascii="FangSong_GB2312" w:eastAsia="FangSong_GB2312" w:hAnsi="FangSong_GB2312" w:cs="FangSong_GB2312"/>
-                <w:kern w:val="0"/>
-                <w:sz w:val="24"/>
-              </w:rPr>
-            </w:pPr>
-            <w:r>
-              <w:rPr>
-                <w:rFonts w:ascii="FangSong_GB2312" w:eastAsia="FangSong_GB2312" w:hAnsi="FangSong_GB2312" w:cs="FangSong_GB2312" w:hint="eastAsia"/>
-                <w:kern w:val="0"/>
-                <w:sz w:val="24"/>
-              </w:rPr>
-              <w:t xml:space="preserve">1. 回顾 W12-W13 测试发现，引出数据驱动的复盘方法论</w:t>
-            </w:r>
-          </w:p>
-          <w:p>
-            <w:pPr>
-              <w:widowControl/>
-              <w:spacing w:line="400" w:lineRule="exact"/>
-              <w:jc w:val="left"/>
-              <w:rPr>
-                <w:rFonts w:ascii="FangSong_GB2312" w:eastAsia="FangSong_GB2312" w:hAnsi="FangSong_GB2312" w:cs="FangSong_GB2312"/>
-                <w:kern w:val="0"/>
-                <w:sz w:val="24"/>
-              </w:rPr>
-            </w:pPr>
-            <w:r>
-              <w:rPr>
-                <w:rFonts w:ascii="FangSong_GB2312" w:eastAsia="FangSong_GB2312" w:hAnsi="FangSong_GB2312" w:cs="FangSong_GB2312" w:hint="eastAsia"/>
-                <w:kern w:val="0"/>
-                <w:sz w:val="24"/>
-              </w:rPr>
-              <w:t xml:space="preserve">2. 检查学生对前置知识的掌握情况，建立新旧知识的逻辑桥梁。</w:t>
-            </w:r>
-          </w:p>
-          <w:p>
-            <w:pPr>
-              <w:widowControl/>
-              <w:spacing w:line="400" w:lineRule="exact"/>
-              <w:jc w:val="left"/>
-              <w:rPr>
-                <w:rFonts w:ascii="FangSong_GB2312" w:eastAsia="FangSong_GB2312" w:hAnsi="FangSong_GB2312" w:cs="FangSong_GB2312"/>
-                <w:kern w:val="0"/>
-                <w:sz w:val="24"/>
-              </w:rPr>
-            </w:pPr>
-            <w:r>
-              <w:rPr>
-                <w:rFonts w:ascii="FangSong_GB2312" w:eastAsia="FangSong_GB2312" w:hAnsi="FangSong_GB2312" w:cs="FangSong_GB2312" w:hint="eastAsia"/>
-                <w:kern w:val="0"/>
-                <w:sz w:val="24"/>
-              </w:rPr>
-              <w:t xml:space="preserve">【教学方法】项目导引、作品集结构剖析、数据归纳实操、展板撰写辅导</w:t>
-            </w:r>
-          </w:p>
-          <w:p>
-            <w:pPr>
-              <w:widowControl/>
-              <w:spacing w:line="400" w:lineRule="exact"/>
-              <w:jc w:val="left"/>
-              <w:rPr>
-                <w:rFonts w:ascii="FangSong_GB2312" w:eastAsia="FangSong_GB2312" w:hAnsi="FangSong_GB2312" w:cs="FangSong_GB2312"/>
-                <w:kern w:val="0"/>
-                <w:sz w:val="24"/>
-              </w:rPr>
-            </w:pPr>
-            <w:r>
-              <w:rPr>
-                <w:rFonts w:ascii="FangSong_GB2312" w:eastAsia="FangSong_GB2312" w:hAnsi="FangSong_GB2312" w:cs="FangSong_GB2312" w:hint="eastAsia"/>
-                <w:kern w:val="0"/>
-                <w:sz w:val="24"/>
-              </w:rPr>
-              <w:t xml:space="preserve">【时间安排】约10分钟（0.2实践学时）</w:t>
-            </w:r>
-          </w:p>
-          <w:p>
-            <w:pPr>
-              <w:widowControl/>
-              <w:spacing w:line="400" w:lineRule="exact"/>
-              <w:jc w:val="left"/>
-              <w:rPr>
-                <w:rFonts w:ascii="FangSong_GB2312" w:eastAsia="FangSong_GB2312" w:hAnsi="FangSong_GB2312" w:cs="FangSong_GB2312"/>
-                <w:kern w:val="0"/>
-                <w:sz w:val="24"/>
-              </w:rPr>
-            </w:pPr>
-            <w:r>
-              <w:rPr>
-                <w:rFonts w:ascii="FangSong_GB2312" w:eastAsia="FangSong_GB2312" w:hAnsi="FangSong_GB2312" w:cs="FangSong_GB2312" w:hint="eastAsia"/>
-                <w:kern w:val="0"/>
-                <w:sz w:val="24"/>
-              </w:rPr>
-              <w:t xml:space="preserve">【课堂思考】</w:t>
+              <w:t xml:space="preserve"/>
             </w:r>
           </w:p>
         </w:tc>
@@ -1399,7 +1276,7 @@
                 <w:kern w:val="0"/>
                 <w:sz w:val="24"/>
               </w:rPr>
-              <w:t xml:space="preserve">【教学组织】课程情境导入:</w:t>
+              <w:t xml:space="preserve">教学组织回顾测试经历中的挫败感，剖析新手的抗拒心理。通过两份典型简历的对比，引出对“The Dribbblisation of Design”的反思，强调在作品集中展示失误与迭代过程的商业价值。</w:t>
             </w:r>
           </w:p>
           <w:p>
@@ -1419,7 +1296,7 @@
                 <w:kern w:val="0"/>
                 <w:sz w:val="24"/>
               </w:rPr>
-              <w:t xml:space="preserve">1. 展示两份作品集——仅展示最终效果 vs 完整讲述迭代故事，引出复盘叙事的价值</w:t>
+              <w:t xml:space="preserve">教学方法项目导引、作品集结构剖析、数据归纳实操、展板撰写辅导</w:t>
             </w:r>
           </w:p>
           <w:p>
@@ -1439,7 +1316,7 @@
                 <w:kern w:val="0"/>
                 <w:sz w:val="24"/>
               </w:rPr>
-              <w:t xml:space="preserve">2. 明确本节课核心聚焦点：测试数据的质性归纳方法与基于痛点验证闭环的专业复盘叙事法则</w:t>
+              <w:t xml:space="preserve">时间安排约15分钟（0.3实践学时）</w:t>
             </w:r>
           </w:p>
           <w:p>
@@ -1459,67 +1336,7 @@
                 <w:kern w:val="0"/>
                 <w:sz w:val="24"/>
               </w:rPr>
-              <w:t xml:space="preserve">3. 激发学生学习动机与探索兴趣。</w:t>
-            </w:r>
-          </w:p>
-          <w:p>
-            <w:pPr>
-              <w:widowControl/>
-              <w:spacing w:line="400" w:lineRule="exact"/>
-              <w:jc w:val="left"/>
-              <w:rPr>
-                <w:rFonts w:ascii="FangSong_GB2312" w:eastAsia="FangSong_GB2312" w:hAnsi="FangSong_GB2312" w:cs="FangSong_GB2312"/>
-                <w:kern w:val="0"/>
-                <w:sz w:val="24"/>
-              </w:rPr>
-            </w:pPr>
-            <w:r>
-              <w:rPr>
-                <w:rFonts w:ascii="FangSong_GB2312" w:eastAsia="FangSong_GB2312" w:hAnsi="FangSong_GB2312" w:cs="FangSong_GB2312" w:hint="eastAsia"/>
-                <w:kern w:val="0"/>
-                <w:sz w:val="24"/>
-              </w:rPr>
-              <w:t xml:space="preserve">【教学方法】项目导引、作品集结构剖析、数据归纳实操、展板撰写辅导</w:t>
-            </w:r>
-          </w:p>
-          <w:p>
-            <w:pPr>
-              <w:widowControl/>
-              <w:spacing w:line="400" w:lineRule="exact"/>
-              <w:jc w:val="left"/>
-              <w:rPr>
-                <w:rFonts w:ascii="FangSong_GB2312" w:eastAsia="FangSong_GB2312" w:hAnsi="FangSong_GB2312" w:cs="FangSong_GB2312"/>
-                <w:kern w:val="0"/>
-                <w:sz w:val="24"/>
-              </w:rPr>
-            </w:pPr>
-            <w:r>
-              <w:rPr>
-                <w:rFonts w:ascii="FangSong_GB2312" w:eastAsia="FangSong_GB2312" w:hAnsi="FangSong_GB2312" w:cs="FangSong_GB2312" w:hint="eastAsia"/>
-                <w:kern w:val="0"/>
-                <w:sz w:val="24"/>
-              </w:rPr>
-              <w:t xml:space="preserve">【时间安排】约10分钟（0.2实践学时）</w:t>
-            </w:r>
-          </w:p>
-          <w:p>
-            <w:pPr>
-              <w:widowControl/>
-              <w:spacing w:line="400" w:lineRule="exact"/>
-              <w:jc w:val="left"/>
-              <w:rPr>
-                <w:rFonts w:ascii="FangSong_GB2312" w:eastAsia="FangSong_GB2312" w:hAnsi="FangSong_GB2312" w:cs="FangSong_GB2312"/>
-                <w:kern w:val="0"/>
-                <w:sz w:val="24"/>
-              </w:rPr>
-            </w:pPr>
-            <w:r>
-              <w:rPr>
-                <w:rFonts w:ascii="FangSong_GB2312" w:eastAsia="FangSong_GB2312" w:hAnsi="FangSong_GB2312" w:cs="FangSong_GB2312" w:hint="eastAsia"/>
-                <w:kern w:val="0"/>
-                <w:sz w:val="24"/>
-              </w:rPr>
-              <w:t xml:space="preserve">【课堂思考】</w:t>
+              <w:t xml:space="preserve">课堂思考</w:t>
             </w:r>
           </w:p>
         </w:tc>
@@ -1623,7 +1440,7 @@
                 <w:kern w:val="0"/>
                 <w:sz w:val="24"/>
               </w:rPr>
-              <w:t xml:space="preserve">【教学组织】核心方法与实操解析:</w:t>
+              <w:t xml:space="preserve">教学组织讲解亲和图实战的四条铁律及可用性问题四级严重度量表，结合适老化App案例演练定性排障过程。深度拆解满分UX作品集的“英雄之旅”叙事结构和“八章节法”，打破流水账式的排版误区。</w:t>
             </w:r>
           </w:p>
           <w:p>
@@ -1643,7 +1460,7 @@
                 <w:kern w:val="0"/>
                 <w:sz w:val="24"/>
               </w:rPr>
-              <w:t xml:space="preserve">1. 实训主线：质性数据归纳法演练、闭环叙事结构（痛点→假设→验证→迭代→证据）、作品集视觉呈现心法</w:t>
+              <w:t xml:space="preserve">教学方法项目导引、作品集结构剖析、数据归纳实操、展板撰写辅导</w:t>
             </w:r>
           </w:p>
           <w:p>
@@ -1663,7 +1480,7 @@
                 <w:kern w:val="0"/>
                 <w:sz w:val="24"/>
               </w:rPr>
-              <w:t xml:space="preserve">2. 实践要点拆解：14.1 体验设计作品库的闭环故事梳理核心心法 14.2 收尾 实验5(Exp5)，总结测试痛点并定版前后旅程对比</w:t>
+              <w:t xml:space="preserve">时间安排约60分钟（1.3实践学时）</w:t>
             </w:r>
           </w:p>
           <w:p>
@@ -1683,7 +1500,7 @@
                 <w:kern w:val="0"/>
                 <w:sz w:val="24"/>
               </w:rPr>
-              <w:t xml:space="preserve">3. 重难点突破：针对“不仅呈现好看的最终结果，更能生动讲透从缺陷反馈到逻辑推倒重来、最终数据提升跌宕起伏的专业故事”，采用案例剖析策略。</w:t>
+              <w:t xml:space="preserve">课堂思考</w:t>
             </w:r>
           </w:p>
           <w:p>
@@ -1703,87 +1520,7 @@
                 <w:kern w:val="0"/>
                 <w:sz w:val="24"/>
               </w:rPr>
-              <w:t xml:space="preserve">4. 支撑目标：系统梳理并量化测试反馈</w:t>
-            </w:r>
-          </w:p>
-          <w:p>
-            <w:pPr>
-              <w:widowControl/>
-              <w:spacing w:line="400" w:lineRule="exact"/>
-              <w:jc w:val="left"/>
-              <w:rPr>
-                <w:rFonts w:ascii="FangSong_GB2312" w:eastAsia="FangSong_GB2312" w:hAnsi="FangSong_GB2312" w:cs="FangSong_GB2312"/>
-                <w:kern w:val="0"/>
-                <w:sz w:val="24"/>
-              </w:rPr>
-            </w:pPr>
-            <w:r>
-              <w:rPr>
-                <w:rFonts w:ascii="FangSong_GB2312" w:eastAsia="FangSong_GB2312" w:hAnsi="FangSong_GB2312" w:cs="FangSong_GB2312" w:hint="eastAsia"/>
-                <w:kern w:val="0"/>
-                <w:sz w:val="24"/>
-              </w:rPr>
-              <w:t xml:space="preserve">【教学方法】项目导引、作品集结构剖析、数据归纳实操、展板撰写辅导</w:t>
-            </w:r>
-          </w:p>
-          <w:p>
-            <w:pPr>
-              <w:widowControl/>
-              <w:spacing w:line="400" w:lineRule="exact"/>
-              <w:jc w:val="left"/>
-              <w:rPr>
-                <w:rFonts w:ascii="FangSong_GB2312" w:eastAsia="FangSong_GB2312" w:hAnsi="FangSong_GB2312" w:cs="FangSong_GB2312"/>
-                <w:kern w:val="0"/>
-                <w:sz w:val="24"/>
-              </w:rPr>
-            </w:pPr>
-            <w:r>
-              <w:rPr>
-                <w:rFonts w:ascii="FangSong_GB2312" w:eastAsia="FangSong_GB2312" w:hAnsi="FangSong_GB2312" w:cs="FangSong_GB2312" w:hint="eastAsia"/>
-                <w:kern w:val="0"/>
-                <w:sz w:val="24"/>
-              </w:rPr>
-              <w:t xml:space="preserve">【时间安排】约70分钟（1.6实践学时）</w:t>
-            </w:r>
-          </w:p>
-          <w:p>
-            <w:pPr>
-              <w:widowControl/>
-              <w:spacing w:line="400" w:lineRule="exact"/>
-              <w:jc w:val="left"/>
-              <w:rPr>
-                <w:rFonts w:ascii="FangSong_GB2312" w:eastAsia="FangSong_GB2312" w:hAnsi="FangSong_GB2312" w:cs="FangSong_GB2312"/>
-                <w:kern w:val="0"/>
-                <w:sz w:val="24"/>
-              </w:rPr>
-            </w:pPr>
-            <w:r>
-              <w:rPr>
-                <w:rFonts w:ascii="FangSong_GB2312" w:eastAsia="FangSong_GB2312" w:hAnsi="FangSong_GB2312" w:cs="FangSong_GB2312" w:hint="eastAsia"/>
-                <w:kern w:val="0"/>
-                <w:sz w:val="24"/>
-              </w:rPr>
-              <w:t xml:space="preserve">【课堂思考】</w:t>
-            </w:r>
-          </w:p>
-          <w:p>
-            <w:pPr>
-              <w:widowControl/>
-              <w:spacing w:line="400" w:lineRule="exact"/>
-              <w:jc w:val="left"/>
-              <w:rPr>
-                <w:rFonts w:ascii="FangSong_GB2312" w:eastAsia="FangSong_GB2312" w:hAnsi="FangSong_GB2312" w:cs="FangSong_GB2312"/>
-                <w:kern w:val="0"/>
-                <w:sz w:val="24"/>
-              </w:rPr>
-            </w:pPr>
-            <w:r>
-              <w:rPr>
-                <w:rFonts w:ascii="FangSong_GB2312" w:eastAsia="FangSong_GB2312" w:hAnsi="FangSong_GB2312" w:cs="FangSong_GB2312" w:hint="eastAsia"/>
-                <w:kern w:val="0"/>
-                <w:sz w:val="24"/>
-              </w:rPr>
-              <w:t xml:space="preserve">【课程思政融入点】坦诚面对设计失误，展现持续迭代的发展价值观</w:t>
+              <w:t xml:space="preserve">课程思政融入点</w:t>
             </w:r>
           </w:p>
         </w:tc>
@@ -1896,7 +1633,7 @@
                 <w:kern w:val="0"/>
                 <w:sz w:val="24"/>
               </w:rPr>
-              <w:t xml:space="preserve">【教学组织】课堂实践与操作训练:</w:t>
+              <w:t xml:space="preserve">教学组织实践项目4收尾工作坊，教师巡场指导学生梳理测试反馈数据，完善重构逻辑并制作期末展板。</w:t>
             </w:r>
           </w:p>
           <w:p>
@@ -1918,7 +1655,7 @@
                 <w:kern w:val="0"/>
                 <w:sz w:val="24"/>
               </w:rPr>
-              <w:t xml:space="preserve">1. 实践任务指导：收尾 实验5(Exp5)——缺陷修正前后对比 + 作品集复盘叙事撰写</w:t>
+              <w:t xml:space="preserve">教学方法项目导引、作品集结构剖析、数据归纳实操、展板撰写辅导</w:t>
             </w:r>
           </w:p>
           <w:p>
@@ -1940,7 +1677,7 @@
                 <w:kern w:val="0"/>
                 <w:sz w:val="24"/>
               </w:rPr>
-              <w:t xml:space="preserve">2. 核心任务目标：收尾 实验5(Exp5)——系统梳理走查+Think-Aloud 测试反馈，完成缺陷修正前后对比文档，撰写作品集复盘叙事（含数据证据链）。</w:t>
+              <w:t xml:space="preserve">时间安排约100分钟（2.2实践学时）</w:t>
             </w:r>
           </w:p>
           <w:p>
@@ -1962,73 +1699,7 @@
                 <w:kern w:val="0"/>
                 <w:sz w:val="24"/>
               </w:rPr>
-              <w:t xml:space="preserve">3. 教师巡回指导，及时发现并纠正学生实践中的认知偏差。</w:t>
-            </w:r>
-          </w:p>
-          <w:p>
-            <w:pPr>
-              <w:widowControl/>
-              <w:spacing w:line="400" w:lineRule="exact"/>
-              <w:jc w:val="left"/>
-              <w:rPr>
-                <w:rFonts w:ascii="FangSong_GB2312" w:eastAsia="FangSong_GB2312" w:hAnsi="FangSong_GB2312" w:cs="FangSong_GB2312"/>
-                <w:color w:val="000000"/>
-                <w:kern w:val="0"/>
-                <w:sz w:val="24"/>
-              </w:rPr>
-            </w:pPr>
-            <w:r>
-              <w:rPr>
-                <w:rFonts w:ascii="FangSong_GB2312" w:eastAsia="FangSong_GB2312" w:hAnsi="FangSong_GB2312" w:cs="FangSong_GB2312" w:hint="eastAsia"/>
-                <w:color w:val="000000"/>
-                <w:kern w:val="0"/>
-                <w:sz w:val="24"/>
-              </w:rPr>
-              <w:t xml:space="preserve">【教学方法】项目导引、作品集结构剖析、数据归纳实操、展板撰写辅导</w:t>
-            </w:r>
-          </w:p>
-          <w:p>
-            <w:pPr>
-              <w:widowControl/>
-              <w:spacing w:line="400" w:lineRule="exact"/>
-              <w:jc w:val="left"/>
-              <w:rPr>
-                <w:rFonts w:ascii="FangSong_GB2312" w:eastAsia="FangSong_GB2312" w:hAnsi="FangSong_GB2312" w:cs="FangSong_GB2312"/>
-                <w:color w:val="000000"/>
-                <w:kern w:val="0"/>
-                <w:sz w:val="24"/>
-              </w:rPr>
-            </w:pPr>
-            <w:r>
-              <w:rPr>
-                <w:rFonts w:ascii="FangSong_GB2312" w:eastAsia="FangSong_GB2312" w:hAnsi="FangSong_GB2312" w:cs="FangSong_GB2312" w:hint="eastAsia"/>
-                <w:color w:val="000000"/>
-                <w:kern w:val="0"/>
-                <w:sz w:val="24"/>
-              </w:rPr>
-              <w:t xml:space="preserve">【时间安排】约80分钟（1.8实践学时）</w:t>
-            </w:r>
-          </w:p>
-          <w:p>
-            <w:pPr>
-              <w:widowControl/>
-              <w:spacing w:line="400" w:lineRule="exact"/>
-              <w:jc w:val="left"/>
-              <w:rPr>
-                <w:rFonts w:ascii="FangSong_GB2312" w:eastAsia="FangSong_GB2312" w:hAnsi="FangSong_GB2312" w:cs="FangSong_GB2312"/>
-                <w:color w:val="000000"/>
-                <w:kern w:val="0"/>
-                <w:sz w:val="24"/>
-              </w:rPr>
-            </w:pPr>
-            <w:r>
-              <w:rPr>
-                <w:rFonts w:ascii="FangSong_GB2312" w:eastAsia="FangSong_GB2312" w:hAnsi="FangSong_GB2312" w:cs="FangSong_GB2312" w:hint="eastAsia"/>
-                <w:color w:val="000000"/>
-                <w:kern w:val="0"/>
-                <w:sz w:val="24"/>
-              </w:rPr>
-              <w:t xml:space="preserve">【课堂思考】</w:t>
+              <w:t xml:space="preserve">课堂思考</w:t>
             </w:r>
           </w:p>
         </w:tc>
@@ -2140,7 +1811,7 @@
                 <w:kern w:val="0"/>
                 <w:sz w:val="24"/>
               </w:rPr>
-              <w:t xml:space="preserve">【教学组织】知识凝练与教学反思:</w:t>
+              <w:t xml:space="preserve">教学组织回顾全课十四周的蜕变之旅，总结交互设计师的终极社会身份，布置期末作品集展板提交任务。</w:t>
             </w:r>
           </w:p>
           <w:p>
@@ -2162,7 +1833,7 @@
                 <w:kern w:val="0"/>
                 <w:sz w:val="24"/>
               </w:rPr>
-              <w:t xml:space="preserve">1. 归纳梳理：复盘叙事互评，部署路演准备</w:t>
+              <w:t xml:space="preserve">时间安排约5分钟（0.2实践学时）</w:t>
             </w:r>
           </w:p>
           <w:p>
@@ -2184,73 +1855,7 @@
                 <w:kern w:val="0"/>
                 <w:sz w:val="24"/>
               </w:rPr>
-              <w:t xml:space="preserve">2. 强化记忆：系统性总结本节课核心知识点与技能框架。</w:t>
-            </w:r>
-          </w:p>
-          <w:p>
-            <w:pPr>
-              <w:widowControl/>
-              <w:spacing w:line="400" w:lineRule="exact"/>
-              <w:jc w:val="left"/>
-              <w:rPr>
-                <w:rFonts w:ascii="FangSong_GB2312" w:eastAsia="FangSong_GB2312" w:hAnsi="FangSong_GB2312" w:cs="FangSong_GB2312"/>
-                <w:color w:val="000000"/>
-                <w:kern w:val="0"/>
-                <w:sz w:val="24"/>
-              </w:rPr>
-            </w:pPr>
-            <w:r>
-              <w:rPr>
-                <w:rFonts w:ascii="FangSong_GB2312" w:eastAsia="FangSong_GB2312" w:hAnsi="FangSong_GB2312" w:cs="FangSong_GB2312" w:hint="eastAsia"/>
-                <w:color w:val="000000"/>
-                <w:kern w:val="0"/>
-                <w:sz w:val="24"/>
-              </w:rPr>
-              <w:t xml:space="preserve">3. 布置课后延伸思考与预习任务。</w:t>
-            </w:r>
-          </w:p>
-          <w:p>
-            <w:pPr>
-              <w:widowControl/>
-              <w:spacing w:line="400" w:lineRule="exact"/>
-              <w:jc w:val="left"/>
-              <w:rPr>
-                <w:rFonts w:ascii="FangSong_GB2312" w:eastAsia="FangSong_GB2312" w:hAnsi="FangSong_GB2312" w:cs="FangSong_GB2312"/>
-                <w:color w:val="000000"/>
-                <w:kern w:val="0"/>
-                <w:sz w:val="24"/>
-              </w:rPr>
-            </w:pPr>
-            <w:r>
-              <w:rPr>
-                <w:rFonts w:ascii="FangSong_GB2312" w:eastAsia="FangSong_GB2312" w:hAnsi="FangSong_GB2312" w:cs="FangSong_GB2312" w:hint="eastAsia"/>
-                <w:color w:val="000000"/>
-                <w:kern w:val="0"/>
-                <w:sz w:val="24"/>
-              </w:rPr>
-              <w:t xml:space="preserve">【时间安排】约10分钟（0.2实践学时）</w:t>
-            </w:r>
-          </w:p>
-          <w:p>
-            <w:pPr>
-              <w:widowControl/>
-              <w:spacing w:line="400" w:lineRule="exact"/>
-              <w:jc w:val="left"/>
-              <w:rPr>
-                <w:rFonts w:ascii="FangSong_GB2312" w:eastAsia="FangSong_GB2312" w:hAnsi="FangSong_GB2312" w:cs="FangSong_GB2312"/>
-                <w:color w:val="000000"/>
-                <w:kern w:val="0"/>
-                <w:sz w:val="24"/>
-              </w:rPr>
-            </w:pPr>
-            <w:r>
-              <w:rPr>
-                <w:rFonts w:ascii="FangSong_GB2312" w:eastAsia="FangSong_GB2312" w:hAnsi="FangSong_GB2312" w:cs="FangSong_GB2312" w:hint="eastAsia"/>
-                <w:color w:val="000000"/>
-                <w:kern w:val="0"/>
-                <w:sz w:val="24"/>
-              </w:rPr>
-              <w:t xml:space="preserve">【课程回顾与反思】</w:t>
+              <w:t xml:space="preserve">课程回顾与反思</w:t>
             </w:r>
           </w:p>
         </w:tc>
@@ -2331,7 +1936,7 @@
                 <w:kern w:val="0"/>
                 <w:sz w:val="24"/>
               </w:rPr>
-              <w:t xml:space="preserve">收尾 实验5(Exp5)——系统梳理走查+Think-Aloud 测试反馈，完成缺陷修正前后对比文档，撰写作品集复盘叙事（含数据证据链）。</w:t>
+              <w:t xml:space="preserve">完成实践项目4收尾：整理Think-Aloud测试反馈，输出缺陷修正前后对比，撰写包含数据证据链的期末作品集展板（PDF格式提交）。</w:t>
             </w:r>
           </w:p>
         </w:tc>
